--- a/templates/法律顾问/10工作小结-非诉顾问类.docx
+++ b/templates/法律顾问/10工作小结-非诉顾问类.docx
@@ -135,7 +135,7 @@
                 <w:rFonts w:hint="default" w:ascii="SimHei" w:hAnsi="SimHei" w:eastAsia="SimHei"/>
                 <w:sz w:val="24"/>
               </w:rPr>
-              <w:t>{{名称}}</w:t>
+              <w:t>{{二委托人}}</w:t>
             </w:r>
           </w:p>
         </w:tc>
@@ -198,18 +198,16 @@
               <w:spacing w:line="440" w:lineRule="exact"/>
               <w:jc w:val="center"/>
               <w:rPr>
-                <w:rFonts w:hint="default" w:ascii="SimHei" w:hAnsi="SimHei" w:eastAsia="SimHei"/>
-                <w:sz w:val="24"/>
-                <w:lang w:val="en-US" w:eastAsia="zh-CN"/>
+                <w:rFonts w:ascii="SimHei" w:hAnsi="SimHei" w:eastAsia="SimHei"/>
+                <w:sz w:val="24"/>
               </w:rPr>
             </w:pPr>
             <w:r>
               <w:rPr>
-                <w:rFonts w:hint="eastAsia" w:ascii="SimHei" w:hAnsi="SimHei" w:eastAsia="SimHei"/>
-                <w:sz w:val="24"/>
-                <w:lang w:val="en-US" w:eastAsia="zh-CN"/>
-              </w:rPr>
-              <w:t>法律顾问</w:t>
+                <w:rFonts w:hint="default" w:ascii="SimHei" w:hAnsi="SimHei" w:eastAsia="SimHei"/>
+                <w:sz w:val="24"/>
+              </w:rPr>
+              <w:t>{{九案由}}</w:t>
             </w:r>
           </w:p>
         </w:tc>
@@ -281,7 +279,7 @@
                 <w:rFonts w:hint="default" w:ascii="SimHei" w:hAnsi="SimHei" w:eastAsia="SimHei"/>
                 <w:sz w:val="24"/>
               </w:rPr>
-              <w:t>{{委托日期}}</w:t>
+              <w:t>{{一委托日期}}</w:t>
             </w:r>
           </w:p>
         </w:tc>
@@ -353,10 +351,8 @@
                 <w:rFonts w:hint="default" w:ascii="SimHei" w:hAnsi="SimHei" w:eastAsia="SimHei"/>
                 <w:sz w:val="24"/>
               </w:rPr>
-              <w:t>{{委托日期}}</w:t>
+              <w:t>{{一委托日期}}</w:t>
             </w:r>
-            <w:bookmarkStart w:id="0" w:name="_GoBack"/>
-            <w:bookmarkEnd w:id="0"/>
           </w:p>
         </w:tc>
       </w:tr>
@@ -519,6 +515,7 @@
                 <w:sz w:val="24"/>
               </w:rPr>
             </w:pPr>
+            <w:bookmarkStart w:id="0" w:name="_GoBack"/>
             <w:r>
               <w:rPr>
                 <w:rFonts w:hint="eastAsia" w:ascii="SimHei" w:hAnsi="SimHei" w:eastAsia="SimHei"/>
@@ -563,6 +560,7 @@
           </w:p>
         </w:tc>
       </w:tr>
+      <w:bookmarkEnd w:id="0"/>
       <w:tr>
         <w:tblPrEx>
           <w:tblBorders>
@@ -1852,6 +1850,7 @@
   <w:style w:type="character" w:customStyle="1" w:styleId="14">
     <w:name w:val="页脚 Char"/>
     <w:link w:val="5"/>
+    <w:qFormat/>
     <w:uiPriority w:val="99"/>
     <w:rPr>
       <w:sz w:val="18"/>

--- a/templates/法律顾问/10工作小结-非诉顾问类.docx
+++ b/templates/法律顾问/10工作小结-非诉顾问类.docx
@@ -135,7 +135,7 @@
                 <w:rFonts w:hint="default" w:ascii="SimHei" w:hAnsi="SimHei" w:eastAsia="SimHei"/>
                 <w:sz w:val="24"/>
               </w:rPr>
-              <w:t>{{二委托人}}</w:t>
+              <w:t>{{_2委托人}}</w:t>
             </w:r>
           </w:p>
         </w:tc>
@@ -207,7 +207,7 @@
                 <w:rFonts w:hint="default" w:ascii="SimHei" w:hAnsi="SimHei" w:eastAsia="SimHei"/>
                 <w:sz w:val="24"/>
               </w:rPr>
-              <w:t>{{九案由}}</w:t>
+              <w:t>{{_9案由}}</w:t>
             </w:r>
           </w:p>
         </w:tc>
@@ -279,7 +279,7 @@
                 <w:rFonts w:hint="default" w:ascii="SimHei" w:hAnsi="SimHei" w:eastAsia="SimHei"/>
                 <w:sz w:val="24"/>
               </w:rPr>
-              <w:t>{{一委托日期}}</w:t>
+              <w:t>{{_1委托日期}}</w:t>
             </w:r>
           </w:p>
         </w:tc>
@@ -351,7 +351,7 @@
                 <w:rFonts w:hint="default" w:ascii="SimHei" w:hAnsi="SimHei" w:eastAsia="SimHei"/>
                 <w:sz w:val="24"/>
               </w:rPr>
-              <w:t>{{一委托日期}}</w:t>
+              <w:t>{{_1委托日期}}</w:t>
             </w:r>
           </w:p>
         </w:tc>
